--- a/templates_files/agogi.docx
+++ b/templates_files/agogi.docx
@@ -86,7 +86,7 @@
             <wp:positionV relativeFrom="paragraph">
               <wp:posOffset>635</wp:posOffset>
             </wp:positionV>
-            <wp:extent cx="4476750" cy="2706370"/>
+            <wp:extent cx="4585335" cy="2600960"/>
             <wp:effectExtent l="0" t="0" r="0" b="0"/>
             <wp:wrapSquare wrapText="largest"/>
             <wp:docPr id="1" name="Image1" descr="" title=""/>
@@ -111,7 +111,7 @@
                   <pic:spPr bwMode="auto">
                     <a:xfrm>
                       <a:off x="0" y="0"/>
-                      <a:ext cx="4476750" cy="2706370"/>
+                      <a:ext cx="4585335" cy="2600960"/>
                     </a:xfrm>
                     <a:prstGeom prst="rect">
                       <a:avLst/>
@@ -317,11 +317,15 @@
         <w:pStyle w:val="Normal"/>
         <w:bidi w:val="0"/>
         <w:jc w:val="center"/>
-        <w:rPr/>
-      </w:pPr>
-      <w:r>
-        <w:rPr/>
-        <w:t xml:space="preserve">Ενώπιον κάθε αρμόδιας δικαστικής ή άλλης αρχής </w:t>
+        <w:rPr>
+          <w:color w:val="133B5C"/>
+        </w:rPr>
+      </w:pPr>
+      <w:r>
+        <w:rPr>
+          <w:color w:val="133B5C"/>
+        </w:rPr>
+        <w:t>Ενώπιον του Μονομελούς Πρωτοδικείου {{AREA}}</w:t>
       </w:r>
     </w:p>
     <w:p>
@@ -329,10 +333,14 @@
         <w:pStyle w:val="Normal"/>
         <w:bidi w:val="0"/>
         <w:jc w:val="center"/>
-        <w:rPr/>
-      </w:pPr>
-      <w:r>
-        <w:rPr/>
+        <w:rPr>
+          <w:color w:val="133B5C"/>
+        </w:rPr>
+      </w:pPr>
+      <w:r>
+        <w:rPr>
+          <w:color w:val="133B5C"/>
+        </w:rPr>
       </w:r>
     </w:p>
     <w:p>
@@ -341,109 +349,587 @@
         <w:bidi w:val="0"/>
         <w:jc w:val="center"/>
         <w:rPr>
-          <w:b/>
-          <w:bCs/>
-        </w:rPr>
-      </w:pPr>
-      <w:r>
-        <w:rPr>
-          <w:b/>
-          <w:bCs/>
-        </w:rPr>
-        <w:t>ΕΞΩΔΙΚΗ ΔΙΑΜΑΡΤΥΡΙΑ ΜΕΤΑ ΠΡΟΣΚΛΗΣΕΩΣ ΚΑΙ ΔΗΛΩΣΕΩΣ</w:t>
-      </w:r>
-    </w:p>
-    <w:p>
-      <w:pPr>
-        <w:pStyle w:val="Normal"/>
-        <w:bidi w:val="0"/>
-        <w:jc w:val="start"/>
-        <w:rPr/>
-      </w:pPr>
-      <w:r>
-        <w:rPr/>
-      </w:r>
-    </w:p>
-    <w:p>
-      <w:pPr>
-        <w:pStyle w:val="Normal"/>
-        <w:bidi w:val="0"/>
-        <w:jc w:val="start"/>
-        <w:rPr>
+          <w:color w:val="133B5C"/>
+        </w:rPr>
+      </w:pPr>
+      <w:r>
+        <w:rPr>
+          <w:b/>
+          <w:bCs/>
+          <w:color w:val="133B5C"/>
+        </w:rPr>
+        <w:t>ΑΓΩΓΗ</w:t>
+      </w:r>
+    </w:p>
+    <w:p>
+      <w:pPr>
+        <w:pStyle w:val="Normal"/>
+        <w:bidi w:val="0"/>
+        <w:jc w:val="center"/>
+        <w:rPr>
+          <w:b/>
+          <w:bCs/>
+          <w:color w:val="133B5C"/>
+        </w:rPr>
+      </w:pPr>
+      <w:r>
+        <w:rPr/>
+      </w:r>
+    </w:p>
+    <w:p>
+      <w:pPr>
+        <w:pStyle w:val="Normal"/>
+        <w:bidi w:val="0"/>
+        <w:jc w:val="center"/>
+        <w:rPr>
+          <w:b/>
+          <w:bCs/>
+        </w:rPr>
+      </w:pPr>
+      <w:r>
+        <w:rPr>
+          <w:b/>
+          <w:bCs/>
+        </w:rPr>
+      </w:r>
+    </w:p>
+    <w:p>
+      <w:pPr>
+        <w:pStyle w:val="Normal"/>
+        <w:bidi w:val="0"/>
+        <w:jc w:val="center"/>
+        <w:rPr>
+          <w:b/>
+          <w:bCs/>
+        </w:rPr>
+      </w:pPr>
+      <w:r>
+        <w:rPr>
+          <w:b/>
+          <w:bCs/>
+        </w:rPr>
+      </w:r>
+    </w:p>
+    <w:p>
+      <w:pPr>
+        <w:pStyle w:val="Normal"/>
+        <w:bidi w:val="0"/>
+        <w:jc w:val="start"/>
+        <w:rPr>
+          <w:b/>
+          <w:bCs/>
+        </w:rPr>
+      </w:pPr>
+      <w:r>
+        <w:rPr>
+          <w:rFonts w:ascii="Arial;sans-serif" w:hAnsi="Arial;sans-serif"/>
+          <w:b/>
+          <w:i w:val="false"/>
+          <w:caps w:val="false"/>
+          <w:smallCaps w:val="false"/>
+          <w:strike w:val="false"/>
+          <w:dstrike w:val="false"/>
+          <w:color w:val="133B5C"/>
+          <w:sz w:val="20"/>
+          <w:u w:val="none"/>
+          <w:effect w:val="none"/>
+          <w:shd w:fill="auto" w:val="clear"/>
+        </w:rPr>
+        <w:t>Στοιχεία Αποστολέα (Καλούντος)</w:t>
+        <w:br/>
+      </w:r>
+      <w:r>
+        <w:rPr>
+          <w:rFonts w:eastAsia="WenQuanYi Micro Hei" w:cs="FreeSans" w:ascii="Arial;sans-serif" w:hAnsi="Arial;sans-serif"/>
           <w:b w:val="false"/>
           <w:bCs w:val="false"/>
-        </w:rPr>
-      </w:pPr>
-      <w:r>
-        <w:rPr>
+          <w:i w:val="false"/>
+          <w:caps w:val="false"/>
+          <w:smallCaps w:val="false"/>
+          <w:strike w:val="false"/>
+          <w:dstrike w:val="false"/>
+          <w:color w:val="133B5C"/>
+          <w:kern w:val="2"/>
+          <w:sz w:val="20"/>
+          <w:szCs w:val="36"/>
+          <w:u w:val="none"/>
+          <w:effect w:val="none"/>
+          <w:shd w:fill="auto" w:val="clear"/>
+          <w:lang w:val="en-US" w:eastAsia="zh-CN" w:bidi="hi-IN"/>
+        </w:rPr>
+        <w:t>{{ caller_gender }} {{ caller_surname }} {{ caller_name }} του {{ caller_fathers_name }} κάτοικο {{ caller_address }} με ΑΦΜ {{ caller_tax_id }}</w:t>
+      </w:r>
+    </w:p>
+    <w:p>
+      <w:pPr>
+        <w:pStyle w:val="Normal"/>
+        <w:bidi w:val="0"/>
+        <w:jc w:val="start"/>
+        <w:rPr>
+          <w:b/>
+          <w:bCs/>
+        </w:rPr>
+      </w:pPr>
+      <w:r>
+        <w:rPr>
+          <w:b/>
+          <w:bCs/>
+        </w:rPr>
+      </w:r>
+    </w:p>
+    <w:p>
+      <w:pPr>
+        <w:pStyle w:val="Normal"/>
+        <w:bidi w:val="0"/>
+        <w:jc w:val="start"/>
+        <w:rPr>
+          <w:b/>
+          <w:bCs/>
+        </w:rPr>
+      </w:pPr>
+      <w:r>
+        <w:rPr>
+          <w:rFonts w:ascii="Arial;sans-serif" w:hAnsi="Arial;sans-serif"/>
+          <w:b/>
+          <w:i w:val="false"/>
+          <w:caps w:val="false"/>
+          <w:smallCaps w:val="false"/>
+          <w:strike w:val="false"/>
+          <w:dstrike w:val="false"/>
+          <w:color w:val="133B5C"/>
+          <w:sz w:val="20"/>
+          <w:u w:val="none"/>
+          <w:effect w:val="none"/>
+          <w:shd w:fill="auto" w:val="clear"/>
+        </w:rPr>
+        <w:t>Στοιχεία Παραλήπτη (Καλούμενου)</w:t>
+        <w:br/>
+      </w:r>
+      <w:r>
+        <w:rPr>
+          <w:rFonts w:eastAsia="WenQuanYi Micro Hei" w:cs="FreeSans" w:ascii="Arial;sans-serif" w:hAnsi="Arial;sans-serif"/>
           <w:b w:val="false"/>
           <w:bCs w:val="false"/>
-        </w:rPr>
-        <w:t xml:space="preserve">{{ </w:t>
-      </w:r>
-      <w:r>
-        <w:rPr>
-          <w:rFonts w:ascii="Droid Sans Mono;monospace" w:hAnsi="Droid Sans Mono;monospace"/>
-          <w:b w:val="false"/>
-          <w:color w:val="A5D6FF"/>
-          <w:sz w:val="21"/>
-          <w:shd w:fill="121314" w:val="clear"/>
-        </w:rPr>
-        <w:t>caller_gender</w:t>
-      </w:r>
-      <w:r>
-        <w:rPr>
-          <w:rFonts w:ascii="Droid Sans Mono;monospace" w:hAnsi="Droid Sans Mono;monospace"/>
+          <w:i w:val="false"/>
+          <w:caps w:val="false"/>
+          <w:smallCaps w:val="false"/>
+          <w:strike w:val="false"/>
+          <w:dstrike w:val="false"/>
+          <w:color w:val="133B5C"/>
+          <w:kern w:val="2"/>
+          <w:sz w:val="20"/>
+          <w:szCs w:val="36"/>
+          <w:u w:val="none"/>
+          <w:effect w:val="none"/>
+          <w:shd w:fill="auto" w:val="clear"/>
+          <w:lang w:val="en-US" w:eastAsia="zh-CN" w:bidi="hi-IN"/>
+        </w:rPr>
+        <w:t>{{ calling_gender }} {{ calling_surname }} {{ calling_name }} του {{ calling_fathers_name }}{% if calling_address %} κάτοικο {{calling_address}}{% endif %}{% if calling_tax_id %} με ΑΦΜ {{ calling_tax_id }}{% endif %}</w:t>
+      </w:r>
+    </w:p>
+    <w:p>
+      <w:pPr>
+        <w:pStyle w:val="Normal"/>
+        <w:bidi w:val="0"/>
+        <w:jc w:val="start"/>
+        <w:rPr/>
+      </w:pPr>
+      <w:r>
+        <w:rPr/>
+      </w:r>
+    </w:p>
+    <w:p>
+      <w:pPr>
+        <w:pStyle w:val="Normal"/>
+        <w:bidi w:val="0"/>
+        <w:jc w:val="start"/>
+        <w:rPr/>
+      </w:pPr>
+      <w:r>
+        <w:rPr/>
+      </w:r>
+    </w:p>
+    <w:p>
+      <w:pPr>
+        <w:pStyle w:val="Normal"/>
+        <w:bidi w:val="0"/>
+        <w:jc w:val="start"/>
+        <w:rPr>
+          <w:b/>
+          <w:bCs/>
+        </w:rPr>
+      </w:pPr>
+      <w:r>
+        <w:rPr>
+          <w:rFonts w:ascii="Arial;sans-serif" w:hAnsi="Arial;sans-serif"/>
+          <w:b/>
+          <w:i w:val="false"/>
+          <w:caps w:val="false"/>
+          <w:smallCaps w:val="false"/>
+          <w:strike w:val="false"/>
+          <w:dstrike w:val="false"/>
+          <w:color w:val="133B5C"/>
+          <w:sz w:val="20"/>
+          <w:szCs w:val="24"/>
+          <w:u w:val="none"/>
+          <w:effect w:val="none"/>
+          <w:shd w:fill="auto" w:val="clear"/>
+        </w:rPr>
+        <w:t>Ιστορικό Υπόθεσης</w:t>
+        <w:br/>
+      </w:r>
+      <w:r>
+        <w:rPr>
+          <w:rFonts w:eastAsia="WenQuanYi Micro Hei" w:cs="FreeSans" w:ascii="Arial;sans-serif" w:hAnsi="Arial;sans-serif"/>
           <w:b w:val="false"/>
           <w:bCs w:val="false"/>
-          <w:color w:val="A5D6FF"/>
-          <w:sz w:val="21"/>
-          <w:shd w:fill="121314" w:val="clear"/>
-        </w:rPr>
-        <w:t xml:space="preserve"> }}</w:t>
-      </w:r>
-      <w:r>
-        <w:rPr>
+          <w:i w:val="false"/>
+          <w:caps w:val="false"/>
+          <w:smallCaps w:val="false"/>
+          <w:strike w:val="false"/>
+          <w:dstrike w:val="false"/>
+          <w:color w:val="133B5C"/>
+          <w:kern w:val="2"/>
+          <w:sz w:val="20"/>
+          <w:szCs w:val="36"/>
+          <w:u w:val="none"/>
+          <w:effect w:val="none"/>
+          <w:shd w:fill="auto" w:val="clear"/>
+          <w:lang w:val="en-US" w:eastAsia="zh-CN" w:bidi="hi-IN"/>
+        </w:rPr>
+        <w:t>{{historic_summary}}</w:t>
+      </w:r>
+    </w:p>
+    <w:p>
+      <w:pPr>
+        <w:pStyle w:val="Normal"/>
+        <w:bidi w:val="0"/>
+        <w:jc w:val="start"/>
+        <w:rPr>
+          <w:b/>
+          <w:bCs/>
+        </w:rPr>
+      </w:pPr>
+      <w:r>
+        <w:rPr>
+          <w:b/>
+          <w:bCs/>
+        </w:rPr>
+      </w:r>
+    </w:p>
+    <w:p>
+      <w:pPr>
+        <w:pStyle w:val="Normal"/>
+        <w:bidi w:val="0"/>
+        <w:jc w:val="start"/>
+        <w:rPr>
+          <w:b/>
+          <w:bCs/>
+        </w:rPr>
+      </w:pPr>
+      <w:r>
+        <w:rPr>
+          <w:b/>
+          <w:bCs/>
+        </w:rPr>
+      </w:r>
+    </w:p>
+    <w:p>
+      <w:pPr>
+        <w:pStyle w:val="Normal"/>
+        <w:bidi w:val="0"/>
+        <w:jc w:val="start"/>
+        <w:rPr>
+          <w:rFonts w:ascii="Arial" w:hAnsi="Arial" w:eastAsia="WenQuanYi Micro Hei" w:cs="FreeSans"/>
           <w:b w:val="false"/>
           <w:bCs w:val="false"/>
-        </w:rPr>
-        <w:t xml:space="preserve"> {{ caller_surname }} {{ caller_name }} του {{ </w:t>
-      </w:r>
-      <w:r>
-        <w:rPr>
-          <w:rFonts w:ascii="Droid Sans Mono;monospace" w:hAnsi="Droid Sans Mono;monospace"/>
+          <w:i w:val="false"/>
+          <w:i w:val="false"/>
+          <w:caps w:val="false"/>
+          <w:smallCaps w:val="false"/>
+          <w:strike w:val="false"/>
+          <w:dstrike w:val="false"/>
+          <w:color w:val="133B5C"/>
+          <w:kern w:val="2"/>
+          <w:sz w:val="20"/>
+          <w:szCs w:val="36"/>
+          <w:u w:val="none"/>
+          <w:effect w:val="none"/>
+          <w:shd w:fill="auto" w:val="clear"/>
+          <w:lang w:val="en-US" w:eastAsia="zh-CN" w:bidi="hi-IN"/>
+        </w:rPr>
+      </w:pPr>
+      <w:r>
+        <w:rPr>
+          <w:rFonts w:eastAsia="WenQuanYi Micro Hei" w:cs="FreeSans" w:ascii="Arial" w:hAnsi="Arial"/>
           <w:b w:val="false"/>
           <w:bCs w:val="false"/>
-          <w:color w:val="A5D6FF"/>
-          <w:sz w:val="21"/>
-          <w:shd w:fill="121314" w:val="clear"/>
-        </w:rPr>
-        <w:t>caller_fathers_name</w:t>
-      </w:r>
-      <w:r>
-        <w:rPr>
+          <w:i w:val="false"/>
+          <w:caps w:val="false"/>
+          <w:smallCaps w:val="false"/>
+          <w:strike w:val="false"/>
+          <w:dstrike w:val="false"/>
+          <w:color w:val="133B5C"/>
+          <w:kern w:val="2"/>
+          <w:sz w:val="20"/>
+          <w:szCs w:val="36"/>
+          <w:u w:val="none"/>
+          <w:effect w:val="none"/>
+          <w:shd w:fill="auto" w:val="clear"/>
+          <w:lang w:val="en-US" w:eastAsia="zh-CN" w:bidi="hi-IN"/>
+        </w:rPr>
+      </w:r>
+    </w:p>
+    <w:p>
+      <w:pPr>
+        <w:pStyle w:val="Normal"/>
+        <w:bidi w:val="0"/>
+        <w:jc w:val="start"/>
+        <w:rPr>
+          <w:sz w:val="20"/>
+          <w:szCs w:val="20"/>
+        </w:rPr>
+      </w:pPr>
+      <w:r>
+        <w:rPr>
+          <w:rFonts w:ascii="Arial;sans-serif" w:hAnsi="Arial;sans-serif"/>
+          <w:b/>
+          <w:i w:val="false"/>
+          <w:caps w:val="false"/>
+          <w:smallCaps w:val="false"/>
+          <w:strike w:val="false"/>
+          <w:dstrike w:val="false"/>
+          <w:color w:val="133B5C"/>
+          <w:sz w:val="20"/>
+          <w:szCs w:val="20"/>
+          <w:u w:val="none"/>
+          <w:effect w:val="none"/>
+          <w:shd w:fill="auto" w:val="clear"/>
+        </w:rPr>
+        <w:t>Νομική Υπαγωγή</w:t>
+        <w:br/>
+      </w:r>
+      <w:r>
+        <w:rPr>
+          <w:rFonts w:eastAsia="WenQuanYi Micro Hei" w:cs="FreeSans" w:ascii="Arial;sans-serif" w:hAnsi="Arial;sans-serif"/>
           <w:b w:val="false"/>
           <w:bCs w:val="false"/>
-        </w:rPr>
-        <w:t xml:space="preserve"> }} κάτοικο {{ </w:t>
-      </w:r>
-      <w:r>
-        <w:rPr>
-          <w:rFonts w:ascii="Droid Sans Mono;monospace" w:hAnsi="Droid Sans Mono;monospace"/>
+          <w:i w:val="false"/>
+          <w:caps w:val="false"/>
+          <w:smallCaps w:val="false"/>
+          <w:strike w:val="false"/>
+          <w:dstrike w:val="false"/>
+          <w:color w:val="133B5C"/>
+          <w:kern w:val="2"/>
+          <w:sz w:val="20"/>
+          <w:szCs w:val="20"/>
+          <w:u w:val="none"/>
+          <w:effect w:val="none"/>
+          <w:shd w:fill="auto" w:val="clear"/>
+          <w:lang w:val="en-US" w:eastAsia="zh-CN" w:bidi="hi-IN"/>
+        </w:rPr>
+        <w:t>{{legal_substantiation}}</w:t>
+      </w:r>
+    </w:p>
+    <w:p>
+      <w:pPr>
+        <w:pStyle w:val="Normal"/>
+        <w:bidi w:val="0"/>
+        <w:jc w:val="start"/>
+        <w:rPr>
+          <w:sz w:val="20"/>
+          <w:szCs w:val="20"/>
+        </w:rPr>
+      </w:pPr>
+      <w:r>
+        <w:rPr>
+          <w:sz w:val="20"/>
+          <w:szCs w:val="20"/>
+        </w:rPr>
+      </w:r>
+    </w:p>
+    <w:p>
+      <w:pPr>
+        <w:pStyle w:val="Normal"/>
+        <w:bidi w:val="0"/>
+        <w:jc w:val="start"/>
+        <w:rPr>
+          <w:rFonts w:ascii="Arial;sans-serif" w:hAnsi="Arial;sans-serif" w:eastAsia="WenQuanYi Micro Hei" w:cs="FreeSans"/>
           <w:b w:val="false"/>
           <w:bCs w:val="false"/>
-          <w:color w:val="A5D6FF"/>
-          <w:sz w:val="21"/>
-          <w:shd w:fill="121314" w:val="clear"/>
-        </w:rPr>
-        <w:t xml:space="preserve">caller_address }} </w:t>
-      </w:r>
-      <w:r>
-        <w:rPr>
+          <w:i w:val="false"/>
+          <w:i w:val="false"/>
+          <w:caps w:val="false"/>
+          <w:smallCaps w:val="false"/>
+          <w:strike w:val="false"/>
+          <w:dstrike w:val="false"/>
+          <w:color w:val="133B5C"/>
+          <w:kern w:val="2"/>
+          <w:sz w:val="20"/>
+          <w:szCs w:val="20"/>
+          <w:u w:val="none"/>
+          <w:effect w:val="none"/>
+          <w:shd w:fill="auto" w:val="clear"/>
+          <w:lang w:val="en-US" w:eastAsia="zh-CN" w:bidi="hi-IN"/>
+        </w:rPr>
+      </w:pPr>
+      <w:r>
+        <w:rPr>
+          <w:rFonts w:eastAsia="WenQuanYi Micro Hei" w:cs="FreeSans" w:ascii="Arial;sans-serif" w:hAnsi="Arial;sans-serif"/>
           <w:b w:val="false"/>
           <w:bCs w:val="false"/>
-        </w:rPr>
-        <w:t>με ΑΦΜ {{ caller_tax_id }}</w:t>
+          <w:i w:val="false"/>
+          <w:caps w:val="false"/>
+          <w:smallCaps w:val="false"/>
+          <w:strike w:val="false"/>
+          <w:dstrike w:val="false"/>
+          <w:color w:val="133B5C"/>
+          <w:kern w:val="2"/>
+          <w:sz w:val="20"/>
+          <w:szCs w:val="20"/>
+          <w:u w:val="none"/>
+          <w:effect w:val="none"/>
+          <w:shd w:fill="auto" w:val="clear"/>
+          <w:lang w:val="en-US" w:eastAsia="zh-CN" w:bidi="hi-IN"/>
+        </w:rPr>
+      </w:r>
+    </w:p>
+    <w:p>
+      <w:pPr>
+        <w:pStyle w:val="Normal"/>
+        <w:bidi w:val="0"/>
+        <w:jc w:val="start"/>
+        <w:rPr>
+          <w:rFonts w:ascii="Arial;sans-serif" w:hAnsi="Arial;sans-serif" w:eastAsia="WenQuanYi Micro Hei" w:cs="FreeSans"/>
+          <w:b w:val="false"/>
+          <w:bCs w:val="false"/>
+          <w:i w:val="false"/>
+          <w:i w:val="false"/>
+          <w:caps w:val="false"/>
+          <w:smallCaps w:val="false"/>
+          <w:strike w:val="false"/>
+          <w:dstrike w:val="false"/>
+          <w:color w:val="133B5C"/>
+          <w:kern w:val="2"/>
+          <w:sz w:val="20"/>
+          <w:szCs w:val="20"/>
+          <w:u w:val="none"/>
+          <w:effect w:val="none"/>
+          <w:shd w:fill="auto" w:val="clear"/>
+          <w:lang w:val="en-US" w:eastAsia="zh-CN" w:bidi="hi-IN"/>
+        </w:rPr>
+      </w:pPr>
+      <w:r>
+        <w:rPr>
+          <w:rFonts w:eastAsia="WenQuanYi Micro Hei" w:cs="FreeSans" w:ascii="Arial;sans-serif" w:hAnsi="Arial;sans-serif"/>
+          <w:b w:val="false"/>
+          <w:bCs w:val="false"/>
+          <w:i w:val="false"/>
+          <w:caps w:val="false"/>
+          <w:smallCaps w:val="false"/>
+          <w:strike w:val="false"/>
+          <w:dstrike w:val="false"/>
+          <w:color w:val="133B5C"/>
+          <w:kern w:val="2"/>
+          <w:sz w:val="20"/>
+          <w:szCs w:val="20"/>
+          <w:u w:val="none"/>
+          <w:effect w:val="none"/>
+          <w:shd w:fill="auto" w:val="clear"/>
+          <w:lang w:val="en-US" w:eastAsia="zh-CN" w:bidi="hi-IN"/>
+        </w:rPr>
+      </w:r>
+    </w:p>
+    <w:p>
+      <w:pPr>
+        <w:pStyle w:val="Normal"/>
+        <w:bidi w:val="0"/>
+        <w:jc w:val="start"/>
+        <w:rPr>
+          <w:rFonts w:ascii="Arial;sans-serif" w:hAnsi="Arial;sans-serif" w:eastAsia="WenQuanYi Micro Hei" w:cs="FreeSans"/>
+          <w:b w:val="false"/>
+          <w:bCs w:val="false"/>
+          <w:i w:val="false"/>
+          <w:i w:val="false"/>
+          <w:caps w:val="false"/>
+          <w:smallCaps w:val="false"/>
+          <w:strike w:val="false"/>
+          <w:dstrike w:val="false"/>
+          <w:color w:val="133B5C"/>
+          <w:kern w:val="2"/>
+          <w:sz w:val="20"/>
+          <w:szCs w:val="20"/>
+          <w:u w:val="none"/>
+          <w:effect w:val="none"/>
+          <w:shd w:fill="auto" w:val="clear"/>
+          <w:lang w:val="en-US" w:eastAsia="zh-CN" w:bidi="hi-IN"/>
+        </w:rPr>
+      </w:pPr>
+      <w:r>
+        <w:rPr>
+          <w:rFonts w:eastAsia="WenQuanYi Micro Hei" w:cs="FreeSans" w:ascii="Arial;sans-serif" w:hAnsi="Arial;sans-serif"/>
+          <w:b w:val="false"/>
+          <w:bCs w:val="false"/>
+          <w:i w:val="false"/>
+          <w:caps w:val="false"/>
+          <w:smallCaps w:val="false"/>
+          <w:strike w:val="false"/>
+          <w:dstrike w:val="false"/>
+          <w:color w:val="133B5C"/>
+          <w:kern w:val="2"/>
+          <w:sz w:val="20"/>
+          <w:szCs w:val="20"/>
+          <w:u w:val="none"/>
+          <w:effect w:val="none"/>
+          <w:shd w:fill="auto" w:val="clear"/>
+          <w:lang w:val="en-US" w:eastAsia="zh-CN" w:bidi="hi-IN"/>
+        </w:rPr>
+      </w:r>
+    </w:p>
+    <w:p>
+      <w:pPr>
+        <w:pStyle w:val="Normal"/>
+        <w:bidi w:val="0"/>
+        <w:jc w:val="start"/>
+        <w:rPr>
+          <w:rFonts w:ascii="Arial;sans-serif" w:hAnsi="Arial;sans-serif" w:eastAsia="WenQuanYi Micro Hei" w:cs="FreeSans"/>
+          <w:b w:val="false"/>
+          <w:bCs w:val="false"/>
+          <w:i w:val="false"/>
+          <w:i w:val="false"/>
+          <w:caps w:val="false"/>
+          <w:smallCaps w:val="false"/>
+          <w:strike w:val="false"/>
+          <w:dstrike w:val="false"/>
+          <w:color w:val="133B5C"/>
+          <w:kern w:val="2"/>
+          <w:sz w:val="20"/>
+          <w:szCs w:val="20"/>
+          <w:u w:val="none"/>
+          <w:effect w:val="none"/>
+          <w:shd w:fill="auto" w:val="clear"/>
+          <w:lang w:val="en-US" w:eastAsia="zh-CN" w:bidi="hi-IN"/>
+        </w:rPr>
+      </w:pPr>
+      <w:r>
+        <w:rPr>
+          <w:rFonts w:eastAsia="WenQuanYi Micro Hei" w:cs="FreeSans" w:ascii="Arial;sans-serif" w:hAnsi="Arial;sans-serif"/>
+          <w:b w:val="false"/>
+          <w:bCs w:val="false"/>
+          <w:i w:val="false"/>
+          <w:caps w:val="false"/>
+          <w:smallCaps w:val="false"/>
+          <w:strike w:val="false"/>
+          <w:dstrike w:val="false"/>
+          <w:color w:val="133B5C"/>
+          <w:kern w:val="2"/>
+          <w:sz w:val="20"/>
+          <w:szCs w:val="20"/>
+          <w:u w:val="none"/>
+          <w:effect w:val="none"/>
+          <w:shd w:fill="auto" w:val="clear"/>
+          <w:lang w:val="en-US" w:eastAsia="zh-CN" w:bidi="hi-IN"/>
+        </w:rPr>
       </w:r>
     </w:p>
     <w:p>
@@ -452,126 +938,200 @@
         <w:bidi w:val="0"/>
         <w:jc w:val="center"/>
         <w:rPr>
-          <w:b/>
-          <w:bCs/>
-        </w:rPr>
-      </w:pPr>
-      <w:r>
-        <w:rPr>
-          <w:b/>
-          <w:bCs/>
-        </w:rPr>
-      </w:r>
-    </w:p>
-    <w:p>
-      <w:pPr>
-        <w:pStyle w:val="Normal"/>
-        <w:bidi w:val="0"/>
-        <w:jc w:val="start"/>
-        <w:rPr>
-          <w:b/>
-          <w:bCs/>
-        </w:rPr>
-      </w:pPr>
-      <w:r>
-        <w:rPr>
-          <w:b/>
-          <w:bCs/>
-        </w:rPr>
-        <w:tab/>
-        <w:tab/>
-        <w:tab/>
-        <w:tab/>
-        <w:tab/>
-        <w:tab/>
-        <w:t>ΚΑΤΑ</w:t>
-      </w:r>
-    </w:p>
-    <w:p>
-      <w:pPr>
-        <w:pStyle w:val="Normal"/>
-        <w:bidi w:val="0"/>
-        <w:jc w:val="center"/>
-        <w:rPr>
-          <w:b/>
-          <w:bCs/>
-        </w:rPr>
-      </w:pPr>
-      <w:r>
-        <w:rPr>
-          <w:b/>
-          <w:bCs/>
-        </w:rPr>
-      </w:r>
-    </w:p>
-    <w:p>
-      <w:pPr>
-        <w:pStyle w:val="Normal"/>
-        <w:bidi w:val="0"/>
-        <w:jc w:val="start"/>
-        <w:rPr/>
-      </w:pPr>
-      <w:r>
-        <w:rPr/>
-        <w:t>{{ calling_gender }} {{ calling_surname }} {{ calling_name }} του {{ calling_fathers_name }}{% if calling_address %} κάτοικο {{calling_address}}{% endif %}{% if calling_tax_id %} με ΑΦΜ {{ calling_tax_id }}{% endif %}</w:t>
-      </w:r>
-    </w:p>
-    <w:p>
-      <w:pPr>
-        <w:pStyle w:val="Normal"/>
-        <w:bidi w:val="0"/>
-        <w:jc w:val="start"/>
-        <w:rPr/>
-      </w:pPr>
-      <w:r>
-        <w:rPr/>
-      </w:r>
-    </w:p>
-    <w:p>
-      <w:pPr>
-        <w:pStyle w:val="Normal"/>
-        <w:bidi w:val="0"/>
-        <w:jc w:val="start"/>
-        <w:rPr/>
-      </w:pPr>
-      <w:r>
-        <w:rPr/>
-      </w:r>
-    </w:p>
-    <w:p>
-      <w:pPr>
-        <w:pStyle w:val="Normal"/>
-        <w:bidi w:val="0"/>
-        <w:jc w:val="start"/>
-        <w:rPr>
+          <w:rFonts w:ascii="Arial;sans-serif" w:hAnsi="Arial;sans-serif" w:eastAsia="WenQuanYi Micro Hei" w:cs="FreeSans"/>
+          <w:b/>
+          <w:bCs/>
+          <w:i w:val="false"/>
+          <w:i w:val="false"/>
+          <w:caps w:val="false"/>
+          <w:smallCaps w:val="false"/>
+          <w:strike w:val="false"/>
+          <w:dstrike w:val="false"/>
+          <w:color w:val="133B5C"/>
+          <w:kern w:val="2"/>
           <w:sz w:val="24"/>
           <w:szCs w:val="24"/>
+          <w:u w:val="none"/>
+          <w:effect w:val="none"/>
+          <w:shd w:fill="auto" w:val="clear"/>
+          <w:lang w:val="en-US" w:eastAsia="zh-CN" w:bidi="hi-IN"/>
+        </w:rPr>
+      </w:pPr>
+      <w:r>
+        <w:rPr>
+          <w:rFonts w:eastAsia="WenQuanYi Micro Hei" w:cs="FreeSans" w:ascii="Arial;sans-serif" w:hAnsi="Arial;sans-serif"/>
+          <w:b/>
+          <w:bCs/>
+          <w:i w:val="false"/>
+          <w:caps w:val="false"/>
+          <w:smallCaps w:val="false"/>
+          <w:strike w:val="false"/>
+          <w:dstrike w:val="false"/>
+          <w:color w:val="133B5C"/>
+          <w:kern w:val="2"/>
+          <w:sz w:val="24"/>
+          <w:szCs w:val="24"/>
+          <w:u w:val="none"/>
+          <w:effect w:val="none"/>
+          <w:shd w:fill="auto" w:val="clear"/>
+          <w:lang w:val="en-US" w:eastAsia="zh-CN" w:bidi="hi-IN"/>
+        </w:rPr>
+      </w:r>
+    </w:p>
+    <w:p>
+      <w:pPr>
+        <w:pStyle w:val="Normal"/>
+        <w:bidi w:val="0"/>
+        <w:jc w:val="center"/>
+        <w:rPr>
+          <w:rFonts w:ascii="Arial;sans-serif" w:hAnsi="Arial;sans-serif" w:eastAsia="WenQuanYi Micro Hei" w:cs="FreeSans"/>
+          <w:b/>
+          <w:bCs/>
+          <w:i w:val="false"/>
+          <w:i w:val="false"/>
+          <w:caps w:val="false"/>
+          <w:smallCaps w:val="false"/>
+          <w:strike w:val="false"/>
+          <w:dstrike w:val="false"/>
+          <w:color w:val="133B5C"/>
+          <w:kern w:val="2"/>
+          <w:sz w:val="24"/>
+          <w:szCs w:val="24"/>
+          <w:u w:val="none"/>
+          <w:effect w:val="none"/>
+          <w:shd w:fill="auto" w:val="clear"/>
+          <w:lang w:val="en-US" w:eastAsia="zh-CN" w:bidi="hi-IN"/>
+        </w:rPr>
+      </w:pPr>
+      <w:r>
+        <w:rPr/>
+      </w:r>
+    </w:p>
+    <w:p>
+      <w:pPr>
+        <w:pStyle w:val="Normal"/>
+        <w:bidi w:val="0"/>
+        <w:jc w:val="start"/>
+        <w:rPr>
+          <w:b/>
+          <w:bCs/>
+        </w:rPr>
+      </w:pPr>
+      <w:r>
+        <w:rPr>
+          <w:b/>
+          <w:bCs/>
+        </w:rPr>
+      </w:r>
+    </w:p>
+    <w:p>
+      <w:pPr>
+        <w:pStyle w:val="Normal"/>
+        <w:bidi w:val="0"/>
+        <w:jc w:val="start"/>
+        <w:rPr>
+          <w:b/>
+          <w:bCs/>
+        </w:rPr>
+      </w:pPr>
+      <w:r>
+        <w:rPr>
+          <w:b/>
+          <w:bCs/>
+        </w:rPr>
+      </w:r>
+    </w:p>
+    <w:p>
+      <w:pPr>
+        <w:pStyle w:val="Normal"/>
+        <w:bidi w:val="0"/>
+        <w:jc w:val="end"/>
+        <w:rPr>
+          <w:color w:val="133B5C"/>
         </w:rPr>
       </w:pPr>
       <w:r>
         <w:rPr>
           <w:i/>
           <w:iCs/>
-          <w:color w:val="000000"/>
+          <w:color w:val="133B5C"/>
           <w:sz w:val="24"/>
           <w:szCs w:val="24"/>
         </w:rPr>
-        <w:t>Ημερομηνία</w:t>
-      </w:r>
-      <w:r>
-        <w:rPr>
+        <w:t>Ημερομηνία:  {{date}}</w:t>
+      </w:r>
+    </w:p>
+    <w:p>
+      <w:pPr>
+        <w:pStyle w:val="Normal"/>
+        <w:bidi w:val="0"/>
+        <w:jc w:val="end"/>
+        <w:rPr>
+          <w:i/>
           <w:i/>
           <w:iCs/>
+          <w:color w:val="133B5C"/>
           <w:sz w:val="24"/>
           <w:szCs w:val="24"/>
         </w:rPr>
-        <w:t>:  {{ date }}</w:t>
-      </w:r>
-    </w:p>
-    <w:p>
-      <w:pPr>
-        <w:pStyle w:val="Normal"/>
-        <w:bidi w:val="0"/>
+      </w:pPr>
+      <w:r>
+        <w:rPr>
+          <w:i/>
+          <w:iCs/>
+          <w:color w:val="133B5C"/>
+          <w:sz w:val="24"/>
+          <w:szCs w:val="24"/>
+        </w:rPr>
+      </w:r>
+    </w:p>
+    <w:p>
+      <w:pPr>
+        <w:pStyle w:val="Normal"/>
+        <w:bidi w:val="0"/>
+        <w:jc w:val="end"/>
+        <w:rPr>
+          <w:i w:val="false"/>
+          <w:i w:val="false"/>
+          <w:iCs w:val="false"/>
+          <w:color w:val="133B5C"/>
+        </w:rPr>
+      </w:pPr>
+      <w:r>
+        <w:rPr>
+          <w:i w:val="false"/>
+          <w:iCs w:val="false"/>
+          <w:color w:val="133B5C"/>
+        </w:rPr>
+        <w:t>Για την εξωδίκως δηλούσα</w:t>
+      </w:r>
+    </w:p>
+    <w:p>
+      <w:pPr>
+        <w:pStyle w:val="Normal"/>
+        <w:bidi w:val="0"/>
+        <w:jc w:val="end"/>
+        <w:rPr>
+          <w:i w:val="false"/>
+          <w:i w:val="false"/>
+          <w:iCs w:val="false"/>
+          <w:color w:val="133B5C"/>
+        </w:rPr>
+      </w:pPr>
+      <w:r>
+        <w:rPr>
+          <w:i w:val="false"/>
+          <w:iCs w:val="false"/>
+          <w:color w:val="133B5C"/>
+        </w:rPr>
+        <w:t>Ο πληρεξούσιος δικηγόρος</w:t>
+      </w:r>
+    </w:p>
+    <w:p>
+      <w:pPr>
+        <w:pStyle w:val="Normal"/>
+        <w:bidi w:val="0"/>
+        <w:spacing w:before="0" w:after="0"/>
         <w:jc w:val="start"/>
         <w:rPr>
           <w:i/>
@@ -582,39 +1142,7 @@
         </w:rPr>
       </w:pPr>
       <w:r>
-        <w:rPr>
-          <w:i/>
-          <w:iCs/>
-          <w:sz w:val="32"/>
-          <w:szCs w:val="32"/>
-        </w:rPr>
-      </w:r>
-      <w:r>
-        <w:br w:type="page"/>
-      </w:r>
-    </w:p>
-    <w:p>
-      <w:pPr>
-        <w:pStyle w:val="Normal"/>
-        <w:bidi w:val="0"/>
-        <w:spacing w:before="0" w:after="0"/>
-        <w:jc w:val="start"/>
-        <w:rPr>
-          <w:i/>
-          <w:i/>
-          <w:iCs/>
-          <w:sz w:val="32"/>
-          <w:szCs w:val="32"/>
-        </w:rPr>
-      </w:pPr>
-      <w:r>
-        <w:rPr>
-          <w:i/>
-          <w:iCs/>
-          <w:sz w:val="32"/>
-          <w:szCs w:val="32"/>
-        </w:rPr>
-        <w:t>{{ articles }}</w:t>
+        <w:rPr/>
       </w:r>
     </w:p>
     <w:sectPr>
@@ -624,7 +1152,6 @@
       <w:pgNumType w:fmt="decimal"/>
       <w:formProt w:val="false"/>
       <w:textDirection w:val="lrTb"/>
-      <w:docGrid w:type="default" w:linePitch="100" w:charSpace="0"/>
     </w:sectPr>
   </w:body>
 </w:document>
@@ -644,6 +1171,7 @@
     </w:rPrDefault>
     <w:pPrDefault>
       <w:pPr>
+        <w:widowControl/>
         <w:suppressAutoHyphens w:val="true"/>
       </w:pPr>
     </w:pPrDefault>
@@ -653,10 +1181,7 @@
     <w:qFormat/>
     <w:pPr>
       <w:widowControl/>
-      <w:suppressAutoHyphens w:val="true"/>
       <w:bidi w:val="0"/>
-      <w:spacing w:before="0" w:after="0"/>
-      <w:jc w:val="start"/>
     </w:pPr>
     <w:rPr>
       <w:rFonts w:ascii="Liberation Serif" w:hAnsi="Liberation Serif" w:eastAsia="WenQuanYi Micro Hei" w:cs="FreeSans"/>

--- a/templates_files/agogi.docx
+++ b/templates_files/agogi.docx
@@ -373,7 +373,11 @@
         </w:rPr>
       </w:pPr>
       <w:r>
-        <w:rPr/>
+        <w:rPr>
+          <w:b/>
+          <w:bCs/>
+          <w:color w:val="133B5C"/>
+        </w:rPr>
       </w:r>
     </w:p>
     <w:p>
@@ -800,6 +804,38 @@
         <w:bidi w:val="0"/>
         <w:jc w:val="start"/>
         <w:rPr>
+          <w:rFonts w:eastAsia="WenQuanYi Micro Hei" w:cs="FreeSans"/>
+          <w:b w:val="false"/>
+          <w:bCs w:val="false"/>
+          <w:i w:val="false"/>
+          <w:i w:val="false"/>
+          <w:caps w:val="false"/>
+          <w:smallCaps w:val="false"/>
+          <w:strike w:val="false"/>
+          <w:dstrike w:val="false"/>
+          <w:kern w:val="2"/>
+          <w:u w:val="none"/>
+          <w:effect w:val="none"/>
+          <w:shd w:fill="auto" w:val="clear"/>
+          <w:lang w:val="en-US" w:eastAsia="zh-CN" w:bidi="hi-IN"/>
+        </w:rPr>
+      </w:pPr>
+      <w:r>
+        <w:rPr>
+          <w:rFonts w:ascii="Arial;sans-serif" w:hAnsi="Arial;sans-serif"/>
+          <w:b w:val="false"/>
+          <w:color w:val="133B5C"/>
+          <w:sz w:val="20"/>
+          <w:szCs w:val="20"/>
+        </w:rPr>
+      </w:r>
+    </w:p>
+    <w:p>
+      <w:pPr>
+        <w:pStyle w:val="Normal"/>
+        <w:bidi w:val="0"/>
+        <w:jc w:val="start"/>
+        <w:rPr>
           <w:rFonts w:ascii="Arial;sans-serif" w:hAnsi="Arial;sans-serif" w:eastAsia="WenQuanYi Micro Hei" w:cs="FreeSans"/>
           <w:b w:val="false"/>
           <w:bCs w:val="false"/>
@@ -844,98 +880,6 @@
       <w:pPr>
         <w:pStyle w:val="Normal"/>
         <w:bidi w:val="0"/>
-        <w:jc w:val="start"/>
-        <w:rPr>
-          <w:rFonts w:ascii="Arial;sans-serif" w:hAnsi="Arial;sans-serif" w:eastAsia="WenQuanYi Micro Hei" w:cs="FreeSans"/>
-          <w:b w:val="false"/>
-          <w:bCs w:val="false"/>
-          <w:i w:val="false"/>
-          <w:i w:val="false"/>
-          <w:caps w:val="false"/>
-          <w:smallCaps w:val="false"/>
-          <w:strike w:val="false"/>
-          <w:dstrike w:val="false"/>
-          <w:color w:val="133B5C"/>
-          <w:kern w:val="2"/>
-          <w:sz w:val="20"/>
-          <w:szCs w:val="20"/>
-          <w:u w:val="none"/>
-          <w:effect w:val="none"/>
-          <w:shd w:fill="auto" w:val="clear"/>
-          <w:lang w:val="en-US" w:eastAsia="zh-CN" w:bidi="hi-IN"/>
-        </w:rPr>
-      </w:pPr>
-      <w:r>
-        <w:rPr>
-          <w:rFonts w:eastAsia="WenQuanYi Micro Hei" w:cs="FreeSans" w:ascii="Arial;sans-serif" w:hAnsi="Arial;sans-serif"/>
-          <w:b w:val="false"/>
-          <w:bCs w:val="false"/>
-          <w:i w:val="false"/>
-          <w:caps w:val="false"/>
-          <w:smallCaps w:val="false"/>
-          <w:strike w:val="false"/>
-          <w:dstrike w:val="false"/>
-          <w:color w:val="133B5C"/>
-          <w:kern w:val="2"/>
-          <w:sz w:val="20"/>
-          <w:szCs w:val="20"/>
-          <w:u w:val="none"/>
-          <w:effect w:val="none"/>
-          <w:shd w:fill="auto" w:val="clear"/>
-          <w:lang w:val="en-US" w:eastAsia="zh-CN" w:bidi="hi-IN"/>
-        </w:rPr>
-      </w:r>
-    </w:p>
-    <w:p>
-      <w:pPr>
-        <w:pStyle w:val="Normal"/>
-        <w:bidi w:val="0"/>
-        <w:jc w:val="start"/>
-        <w:rPr>
-          <w:rFonts w:ascii="Arial;sans-serif" w:hAnsi="Arial;sans-serif" w:eastAsia="WenQuanYi Micro Hei" w:cs="FreeSans"/>
-          <w:b w:val="false"/>
-          <w:bCs w:val="false"/>
-          <w:i w:val="false"/>
-          <w:i w:val="false"/>
-          <w:caps w:val="false"/>
-          <w:smallCaps w:val="false"/>
-          <w:strike w:val="false"/>
-          <w:dstrike w:val="false"/>
-          <w:color w:val="133B5C"/>
-          <w:kern w:val="2"/>
-          <w:sz w:val="20"/>
-          <w:szCs w:val="20"/>
-          <w:u w:val="none"/>
-          <w:effect w:val="none"/>
-          <w:shd w:fill="auto" w:val="clear"/>
-          <w:lang w:val="en-US" w:eastAsia="zh-CN" w:bidi="hi-IN"/>
-        </w:rPr>
-      </w:pPr>
-      <w:r>
-        <w:rPr>
-          <w:rFonts w:eastAsia="WenQuanYi Micro Hei" w:cs="FreeSans" w:ascii="Arial;sans-serif" w:hAnsi="Arial;sans-serif"/>
-          <w:b w:val="false"/>
-          <w:bCs w:val="false"/>
-          <w:i w:val="false"/>
-          <w:caps w:val="false"/>
-          <w:smallCaps w:val="false"/>
-          <w:strike w:val="false"/>
-          <w:dstrike w:val="false"/>
-          <w:color w:val="133B5C"/>
-          <w:kern w:val="2"/>
-          <w:sz w:val="20"/>
-          <w:szCs w:val="20"/>
-          <w:u w:val="none"/>
-          <w:effect w:val="none"/>
-          <w:shd w:fill="auto" w:val="clear"/>
-          <w:lang w:val="en-US" w:eastAsia="zh-CN" w:bidi="hi-IN"/>
-        </w:rPr>
-      </w:r>
-    </w:p>
-    <w:p>
-      <w:pPr>
-        <w:pStyle w:val="Normal"/>
-        <w:bidi w:val="0"/>
         <w:jc w:val="center"/>
         <w:rPr>
           <w:rFonts w:ascii="Arial;sans-serif" w:hAnsi="Arial;sans-serif" w:eastAsia="WenQuanYi Micro Hei" w:cs="FreeSans"/>
@@ -1004,7 +948,24 @@
         </w:rPr>
       </w:pPr>
       <w:r>
-        <w:rPr/>
+        <w:rPr>
+          <w:rFonts w:eastAsia="WenQuanYi Micro Hei" w:cs="FreeSans" w:ascii="Arial;sans-serif" w:hAnsi="Arial;sans-serif"/>
+          <w:b/>
+          <w:bCs/>
+          <w:i w:val="false"/>
+          <w:caps w:val="false"/>
+          <w:smallCaps w:val="false"/>
+          <w:strike w:val="false"/>
+          <w:dstrike w:val="false"/>
+          <w:color w:val="133B5C"/>
+          <w:kern w:val="2"/>
+          <w:sz w:val="24"/>
+          <w:szCs w:val="24"/>
+          <w:u w:val="none"/>
+          <w:effect w:val="none"/>
+          <w:shd w:fill="auto" w:val="clear"/>
+          <w:lang w:val="en-US" w:eastAsia="zh-CN" w:bidi="hi-IN"/>
+        </w:rPr>
       </w:r>
     </w:p>
     <w:p>
@@ -1142,7 +1103,12 @@
         </w:rPr>
       </w:pPr>
       <w:r>
-        <w:rPr/>
+        <w:rPr>
+          <w:i/>
+          <w:iCs/>
+          <w:sz w:val="32"/>
+          <w:szCs w:val="32"/>
+        </w:rPr>
       </w:r>
     </w:p>
     <w:sectPr>
@@ -1152,6 +1118,7 @@
       <w:pgNumType w:fmt="decimal"/>
       <w:formProt w:val="false"/>
       <w:textDirection w:val="lrTb"/>
+      <w:docGrid w:type="default" w:linePitch="100" w:charSpace="0"/>
     </w:sectPr>
   </w:body>
 </w:document>
@@ -1171,7 +1138,6 @@
     </w:rPrDefault>
     <w:pPrDefault>
       <w:pPr>
-        <w:widowControl/>
         <w:suppressAutoHyphens w:val="true"/>
       </w:pPr>
     </w:pPrDefault>
@@ -1181,7 +1147,10 @@
     <w:qFormat/>
     <w:pPr>
       <w:widowControl/>
+      <w:suppressAutoHyphens w:val="true"/>
       <w:bidi w:val="0"/>
+      <w:spacing w:before="0" w:after="0"/>
+      <w:jc w:val="start"/>
     </w:pPr>
     <w:rPr>
       <w:rFonts w:ascii="Liberation Serif" w:hAnsi="Liberation Serif" w:eastAsia="WenQuanYi Micro Hei" w:cs="FreeSans"/>

--- a/templates_files/agogi.docx
+++ b/templates_files/agogi.docx
@@ -7,72 +7,6 @@
         <w:pStyle w:val="Normal"/>
         <w:bidi w:val="0"/>
         <w:jc w:val="start"/>
-        <w:rPr/>
-      </w:pPr>
-      <w:r>
-        <w:rPr/>
-      </w:r>
-    </w:p>
-    <w:p>
-      <w:pPr>
-        <w:pStyle w:val="Normal"/>
-        <w:bidi w:val="0"/>
-        <w:jc w:val="start"/>
-        <w:rPr/>
-      </w:pPr>
-      <w:r>
-        <w:rPr/>
-      </w:r>
-    </w:p>
-    <w:p>
-      <w:pPr>
-        <w:pStyle w:val="Normal"/>
-        <w:bidi w:val="0"/>
-        <w:jc w:val="start"/>
-        <w:rPr/>
-      </w:pPr>
-      <w:r>
-        <w:rPr/>
-      </w:r>
-    </w:p>
-    <w:p>
-      <w:pPr>
-        <w:pStyle w:val="Normal"/>
-        <w:bidi w:val="0"/>
-        <w:jc w:val="start"/>
-        <w:rPr/>
-      </w:pPr>
-      <w:r>
-        <w:rPr/>
-      </w:r>
-    </w:p>
-    <w:p>
-      <w:pPr>
-        <w:pStyle w:val="Normal"/>
-        <w:bidi w:val="0"/>
-        <w:jc w:val="start"/>
-        <w:rPr/>
-      </w:pPr>
-      <w:r>
-        <w:rPr/>
-      </w:r>
-    </w:p>
-    <w:p>
-      <w:pPr>
-        <w:pStyle w:val="Normal"/>
-        <w:bidi w:val="0"/>
-        <w:jc w:val="start"/>
-        <w:rPr/>
-      </w:pPr>
-      <w:r>
-        <w:rPr/>
-      </w:r>
-    </w:p>
-    <w:p>
-      <w:pPr>
-        <w:pStyle w:val="Normal"/>
-        <w:bidi w:val="0"/>
-        <w:jc w:val="center"/>
         <w:rPr/>
       </w:pPr>
       <w:r>
@@ -86,7 +20,7 @@
             <wp:positionV relativeFrom="paragraph">
               <wp:posOffset>635</wp:posOffset>
             </wp:positionV>
-            <wp:extent cx="4585335" cy="2600960"/>
+            <wp:extent cx="3522345" cy="2600960"/>
             <wp:effectExtent l="0" t="0" r="0" b="0"/>
             <wp:wrapSquare wrapText="largest"/>
             <wp:docPr id="1" name="Image1" descr="" title=""/>
@@ -111,7 +45,7 @@
                   <pic:spPr bwMode="auto">
                     <a:xfrm>
                       <a:off x="0" y="0"/>
-                      <a:ext cx="4585335" cy="2600960"/>
+                      <a:ext cx="3522345" cy="2600960"/>
                     </a:xfrm>
                     <a:prstGeom prst="rect">
                       <a:avLst/>
@@ -305,17 +239,6 @@
       <w:pPr>
         <w:pStyle w:val="Normal"/>
         <w:bidi w:val="0"/>
-        <w:jc w:val="end"/>
-        <w:rPr/>
-      </w:pPr>
-      <w:r>
-        <w:rPr/>
-      </w:r>
-    </w:p>
-    <w:p>
-      <w:pPr>
-        <w:pStyle w:val="Normal"/>
-        <w:bidi w:val="0"/>
         <w:jc w:val="center"/>
         <w:rPr>
           <w:color w:val="133B5C"/>
@@ -822,11 +745,19 @@
       </w:pPr>
       <w:r>
         <w:rPr>
-          <w:rFonts w:ascii="Arial;sans-serif" w:hAnsi="Arial;sans-serif"/>
+          <w:rFonts w:eastAsia="WenQuanYi Micro Hei" w:cs="FreeSans"/>
           <w:b w:val="false"/>
-          <w:color w:val="133B5C"/>
-          <w:sz w:val="20"/>
-          <w:szCs w:val="20"/>
+          <w:bCs w:val="false"/>
+          <w:i w:val="false"/>
+          <w:caps w:val="false"/>
+          <w:smallCaps w:val="false"/>
+          <w:strike w:val="false"/>
+          <w:dstrike w:val="false"/>
+          <w:kern w:val="2"/>
+          <w:u w:val="none"/>
+          <w:effect w:val="none"/>
+          <w:shd w:fill="auto" w:val="clear"/>
+          <w:lang w:val="en-US" w:eastAsia="zh-CN" w:bidi="hi-IN"/>
         </w:rPr>
       </w:r>
     </w:p>
